--- a/블로그글작성/판례/대기_대법원_시리즈/판례_대법원2005도464_소각용량은최대소각용량을뜻하고축소신고는처벌대상입니다.docx
+++ b/블로그글작성/판례/대기_대법원_시리즈/판례_대법원2005도464_소각용량은최대소각용량을뜻하고축소신고는처벌대상입니다.docx
@@ -599,6 +599,13 @@
           <w:rFonts w:ascii="맑은 고딕" w:hAnsi="맑은 고딕" w:eastAsia="맑은 고딕" w:cs="맑은 고딕"/>
           <w:color w:val="000000"/>
         </w:rPr>
+        <w:br/>
+      </w:r>
+      <w:r>
+        <w:rPr>
+          <w:rFonts w:ascii="맑은 고딕" w:hAnsi="맑은 고딕" w:eastAsia="맑은 고딕" w:cs="맑은 고딕"/>
+          <w:color w:val="000000"/>
+        </w:rPr>
         <w:t>② 소각로 제작업자인 피고인은 공소외 1 회사의 대표이사와 관리부장에게 ‘소각능력 200kg을 초과하면 방지시설 설치비용이 2억 원 이상 들고 점검도 까다롭다, 시간당 100kg으로 신고해야 용량검사에서 쉽게 통과된다’는 취지로 말하며 축소 신고 방법까지 알려준 다음, 설치신고를 대행하면서 용량이 100kg/h인 것처럼 신고하였다.</w:t>
       </w:r>
       <w:r>
@@ -613,6 +620,13 @@
           <w:rFonts w:ascii="맑은 고딕" w:hAnsi="맑은 고딕" w:eastAsia="맑은 고딕" w:cs="맑은 고딕"/>
           <w:color w:val="000000"/>
         </w:rPr>
+        <w:br/>
+      </w:r>
+      <w:r>
+        <w:rPr>
+          <w:rFonts w:ascii="맑은 고딕" w:hAnsi="맑은 고딕" w:eastAsia="맑은 고딕" w:cs="맑은 고딕"/>
+          <w:color w:val="000000"/>
+        </w:rPr>
         <w:t>③ 피고인은 소각로 본체를 크게 하여 2001. 9.경 이 사건 소각로를 제작·설치하였고, 그 화상면적은 3.72㎡, 화상용적은 6.32㎥로 100~120kg/h급 제품의 2~3배에 이르렀다.</w:t>
       </w:r>
       <w:r>
@@ -627,7 +641,21 @@
           <w:rFonts w:ascii="맑은 고딕" w:hAnsi="맑은 고딕" w:eastAsia="맑은 고딕" w:cs="맑은 고딕"/>
           <w:color w:val="000000"/>
         </w:rPr>
+        <w:br/>
+      </w:r>
+      <w:r>
+        <w:rPr>
+          <w:rFonts w:ascii="맑은 고딕" w:hAnsi="맑은 고딕" w:eastAsia="맑은 고딕" w:cs="맑은 고딕"/>
+          <w:color w:val="000000"/>
+        </w:rPr>
         <w:t>④ 단속 당시 확인된 이론상 소각용량은 화상용적 기준 283kg/h, 화상면적 기준 446kg/h였고, 실제로도 약 1,090kg/h의 소각능력으로 가동되어 왔다.</w:t>
+      </w:r>
+      <w:r>
+        <w:rPr>
+          <w:rFonts w:ascii="맑은 고딕" w:hAnsi="맑은 고딕" w:eastAsia="맑은 고딕" w:cs="맑은 고딕"/>
+          <w:color w:val="000000"/>
+        </w:rPr>
+        <w:br/>
       </w:r>
       <w:r>
         <w:rPr>
@@ -680,6 +708,7 @@
         <w:rPr>
           <w:rFonts w:ascii="맑은 고딕" w:hAnsi="맑은 고딕" w:eastAsia="맑은 고딕" w:cs="맑은 고딕"/>
           <w:color w:val="000000"/>
+          <w:u w:val="single"/>
         </w:rPr>
         <w:t>이 사건의 쟁점은, 구 대기환경보전법령상 소각시설의 용량 신고에 적용되는 ‘최대소각용량’의 의미와 그 개념이 산정방식에 관한 규정이 없어 불명확한지 여부, 그리고 소각로 제작업자에게 대기환경보전법 위반죄의 범의와 공모관계를 인정할 수 있는지 여부이다.</w:t>
       </w:r>
@@ -735,6 +764,15 @@
           <w:rFonts w:ascii="맑은 고딕" w:hAnsi="맑은 고딕" w:eastAsia="맑은 고딕" w:cs="맑은 고딕"/>
           <w:color w:val="000000"/>
         </w:rPr>
+        <w:br/>
+      </w:r>
+      <w:r>
+        <w:rPr>
+          <w:rFonts w:ascii="맑은 고딕" w:hAnsi="맑은 고딕" w:eastAsia="맑은 고딕" w:cs="맑은 고딕"/>
+          <w:b/>
+          <w:color w:val="000000"/>
+          <w:u w:val="single"/>
+        </w:rPr>
         <w:t>② 대법원의 판단 그러나 원심의 판단은 다음과 같은 이유로 수긍할 수 없다.</w:t>
       </w:r>
       <w:r>
@@ -749,6 +787,13 @@
           <w:rFonts w:ascii="맑은 고딕" w:hAnsi="맑은 고딕" w:eastAsia="맑은 고딕" w:cs="맑은 고딕"/>
           <w:color w:val="000000"/>
         </w:rPr>
+        <w:br/>
+      </w:r>
+      <w:r>
+        <w:rPr>
+          <w:rFonts w:ascii="맑은 고딕" w:hAnsi="맑은 고딕" w:eastAsia="맑은 고딕" w:cs="맑은 고딕"/>
+          <w:color w:val="000000"/>
+        </w:rPr>
         <w:t>③ 소각시설의 용량을 신고할 때 적용되는 소각용량이라 함은 ‘최대소각용량’을 의미하고, 최대소각용량은 해당 소각시설이 단위시간당 소각할 수 있는 특정 폐기물의 최대소각량을 의미한다.</w:t>
       </w:r>
       <w:r>
@@ -763,6 +808,13 @@
           <w:rFonts w:ascii="맑은 고딕" w:hAnsi="맑은 고딕" w:eastAsia="맑은 고딕" w:cs="맑은 고딕"/>
           <w:color w:val="000000"/>
         </w:rPr>
+        <w:br/>
+      </w:r>
+      <w:r>
+        <w:rPr>
+          <w:rFonts w:ascii="맑은 고딕" w:hAnsi="맑은 고딕" w:eastAsia="맑은 고딕" w:cs="맑은 고딕"/>
+          <w:color w:val="000000"/>
+        </w:rPr>
         <w:t>④ 최대소각용량의 구체적인 산정방식에 관하여는 법령상 아무런 규정이 없으나, 소각시설 형태 및 가동방법의 다양성 등에 기인한 입법기술상의 한계, 소각시설에 관한 법령의 입법 필요성 등을 종합적으로 고려하면, 소각시설의 설계·제작 및 운영 등 관련 업계에 종사하는 건전한 상식과 통상적인 법감정을 가진 사람이라면 통상의 해석방법에 의하여 그 의미를 알 수 있는 개념이다.</w:t>
       </w:r>
       <w:r>
@@ -777,6 +829,15 @@
           <w:rFonts w:ascii="맑은 고딕" w:hAnsi="맑은 고딕" w:eastAsia="맑은 고딕" w:cs="맑은 고딕"/>
           <w:color w:val="000000"/>
         </w:rPr>
+        <w:br/>
+      </w:r>
+      <w:r>
+        <w:rPr>
+          <w:rFonts w:ascii="맑은 고딕" w:hAnsi="맑은 고딕" w:eastAsia="맑은 고딕" w:cs="맑은 고딕"/>
+          <w:b/>
+          <w:color w:val="000000"/>
+          <w:u w:val="single"/>
+        </w:rPr>
         <w:t>⑤ 원심이 인정한 바에 의하더라도 이 사건 소각로의 이론상 소각용량은 화상용적 기준 283kg/h, 화상면적 기준 446kg/h이며, 실제로도 약 1년 이상 별다른 무리 없이 약 1,090kg/h의 소각능력으로 가동되어 왔으므로, 피고인에게 가장 유리한 수치에 의하더라도 그 용량이 200kg/h를 초과한다고 넉넉히 인정할 수 있다.</w:t>
       </w:r>
       <w:r>
@@ -791,6 +852,13 @@
           <w:rFonts w:ascii="맑은 고딕" w:hAnsi="맑은 고딕" w:eastAsia="맑은 고딕" w:cs="맑은 고딕"/>
           <w:color w:val="000000"/>
         </w:rPr>
+        <w:br/>
+      </w:r>
+      <w:r>
+        <w:rPr>
+          <w:rFonts w:ascii="맑은 고딕" w:hAnsi="맑은 고딕" w:eastAsia="맑은 고딕" w:cs="맑은 고딕"/>
+          <w:color w:val="000000"/>
+        </w:rPr>
         <w:t>⑥ 나아가 소각로 제작업자인 피고인이 200kg/h 이상인 소각로는 엄격한 기준에 의해 제작·관리되어야 한다는 점을 잘 알고서 이를 회피하기 위하여 발주자와 협의하여 신고서에는 100kg/h로 기재하면서도 실제로는 283kg/h 소각용량의 소각로를 제작·설치하여 조업하게 한 이상, 범의 및 공모관계를 부정하기는 어렵다.</w:t>
       </w:r>
       <w:r>
@@ -804,6 +872,15 @@
         <w:rPr>
           <w:rFonts w:ascii="맑은 고딕" w:hAnsi="맑은 고딕" w:eastAsia="맑은 고딕" w:cs="맑은 고딕"/>
           <w:color w:val="000000"/>
+        </w:rPr>
+        <w:br/>
+      </w:r>
+      <w:r>
+        <w:rPr>
+          <w:rFonts w:ascii="맑은 고딕" w:hAnsi="맑은 고딕" w:eastAsia="맑은 고딕" w:cs="맑은 고딕"/>
+          <w:b/>
+          <w:color w:val="000000"/>
+          <w:u w:val="single"/>
         </w:rPr>
         <w:t>⑦ 그렇다면 공소사실에 대한 범죄의 증명이 없다고 한 원심의 판단은 증거의 증명력 평가에 관한 법리를 오해하였거나 채증법칙 위배 또는 심리미진으로 사실을 오인하여 판결에 영향을 미친 위법이 있다.</w:t>
       </w:r>
@@ -844,6 +921,7 @@
         <w:rPr>
           <w:rFonts w:ascii="맑은 고딕" w:hAnsi="맑은 고딕" w:eastAsia="맑은 고딕" w:cs="맑은 고딕"/>
           <w:color w:val="000000"/>
+          <w:u w:val="single"/>
         </w:rPr>
         <w:t>① 구 대기환경보전법령에 따르면 소각시설의 용량을 신고할 때 적용되는 소각용량이라 함은 ‘최대소각용량’을 의미하고, 최대소각용량은 당해 소각시설이 단위시간당 소각할 수 있는 특정 폐기물의 최대소각량을 의미한다.</w:t>
       </w:r>
@@ -858,6 +936,14 @@
         <w:rPr>
           <w:rFonts w:ascii="맑은 고딕" w:hAnsi="맑은 고딕" w:eastAsia="맑은 고딕" w:cs="맑은 고딕"/>
           <w:color w:val="000000"/>
+        </w:rPr>
+        <w:br/>
+      </w:r>
+      <w:r>
+        <w:rPr>
+          <w:rFonts w:ascii="맑은 고딕" w:hAnsi="맑은 고딕" w:eastAsia="맑은 고딕" w:cs="맑은 고딕"/>
+          <w:color w:val="000000"/>
+          <w:u w:val="single"/>
         </w:rPr>
         <w:t>② 이때, 위 최대소각용량의 구체적인 산정방식에 관하여는 비록 법령상에 아무런 규정이 없으나, 소각시설 형태 및 가동방법의 다양성 등에 기인한 입법기술상의 한계, 소각시설에 관한 법령의 입법 필요성 등을 종합적으로 고려하면, 소각시설의 설계·제작 및 운영 등 관련 업계에 종사하는 건전한 상식과 통상적인 법감정을 가진 사람이라면 통상의 해석방법에 의하여 그 의미를 알 수 있는 개념이다.</w:t>
       </w:r>

--- a/블로그글작성/판례/대기_대법원_시리즈/판례_대법원2005도464_소각용량은최대소각용량을뜻하고축소신고는처벌대상입니다.docx
+++ b/블로그글작성/판례/대기_대법원_시리즈/판례_대법원2005도464_소각용량은최대소각용량을뜻하고축소신고는처벌대상입니다.docx
@@ -16,7 +16,7 @@
           <w:color w:val="000000"/>
           <w:sz w:val="30"/>
         </w:rPr>
-        <w:t>소각용량은 최대소각용량을 뜻하고, 축소 신고는 처벌 대상입니다</w:t>
+        <w:t>소각용량은 최대소각용량을 뜻하고, 축소 신고는 처벌 대상입니다. (2005도464)</w:t>
       </w:r>
     </w:p>
     <w:p>
@@ -47,12 +47,6 @@
         </w:rPr>
         <w:t>○ 소각로 제작업자가 폐기물 중간처리업자와 협의하여 실제보다 작은 소각용량으로 신고하고 2배 이상 큰 소각로를 제작·설치한 사건입니다. 대법원은 신고 시 적용되는 소각용량은 ‘최대소각용량’을 의미하고 그 개념이 불명확하지 않다고 보아, 무죄를 선고한 원심을 파기하고 범의와 공모관계를 인정하였습니다.</w:t>
       </w:r>
-    </w:p>
-    <w:p>
-      <w:pPr>
-        <w:autoSpaceDN w:val="0"/>
-        <w:autoSpaceDE w:val="0"/>
-      </w:pPr>
     </w:p>
     <w:p>
       <w:pPr>
@@ -220,12 +214,6 @@
       <w:pPr>
         <w:autoSpaceDN w:val="0"/>
         <w:autoSpaceDE w:val="0"/>
-      </w:pPr>
-    </w:p>
-    <w:p>
-      <w:pPr>
-        <w:autoSpaceDN w:val="0"/>
-        <w:autoSpaceDE w:val="0"/>
         <w:pStyle w:val="2"/>
       </w:pPr>
       <w:r>
@@ -558,6 +546,118 @@
       <w:pPr>
         <w:autoSpaceDN w:val="0"/>
         <w:autoSpaceDE w:val="0"/>
+        <w:pStyle w:val="2"/>
+        <w:spacing w:before="80"/>
+      </w:pPr>
+      <w:r>
+        <w:rPr>
+          <w:rFonts w:ascii="맑은 고딕" w:hAnsi="맑은 고딕" w:eastAsia="맑은 고딕" w:cs="맑은 고딕"/>
+          <w:color w:val="000000"/>
+        </w:rPr>
+        <w:t>2. 사실관계</w:t>
+      </w:r>
+    </w:p>
+    <w:p>
+      <w:pPr>
+        <w:autoSpaceDN w:val="0"/>
+        <w:autoSpaceDE w:val="0"/>
+      </w:pPr>
+      <w:r>
+        <w:rPr>
+          <w:rFonts w:ascii="맑은 고딕" w:hAnsi="맑은 고딕" w:eastAsia="맑은 고딕" w:cs="맑은 고딕"/>
+          <w:color w:val="000000"/>
+        </w:rPr>
+        <w:t>① 건설폐기물 중간처리업체가 소각시설을 설치할 때, 소각용량 100kg/h 이상 200kg/h 미만이면 방지시설로 원심력집진시설만 갖추면 되지만, 200kg/h 이상이면 압력측정계·연소실 온도·소각재의 강열감량 등 설치기준이 엄격하여 비용이 훨씬 많이 든다.</w:t>
+      </w:r>
+      <w:r>
+        <w:rPr>
+          <w:rFonts w:ascii="맑은 고딕" w:hAnsi="맑은 고딕" w:eastAsia="맑은 고딕" w:cs="맑은 고딕"/>
+          <w:color w:val="000000"/>
+        </w:rPr>
+        <w:br/>
+      </w:r>
+      <w:r>
+        <w:rPr>
+          <w:rFonts w:ascii="맑은 고딕" w:hAnsi="맑은 고딕" w:eastAsia="맑은 고딕" w:cs="맑은 고딕"/>
+          <w:color w:val="000000"/>
+        </w:rPr>
+        <w:br/>
+      </w:r>
+      <w:r>
+        <w:rPr>
+          <w:rFonts w:ascii="맑은 고딕" w:hAnsi="맑은 고딕" w:eastAsia="맑은 고딕" w:cs="맑은 고딕"/>
+          <w:color w:val="000000"/>
+        </w:rPr>
+        <w:t>② 소각로 제작업자인 피고인은 공소외 1 회사의 대표이사와 관리부장에게 ‘소각능력 200kg을 초과하면 방지시설 설치비용이 2억 원 이상 들고 점검도 까다롭다, 시간당 100kg으로 신고해야 용량검사에서 쉽게 통과된다’는 취지로 말하며 축소 신고 방법까지 알려준 다음, 설치신고를 대행하면서 용량이 100kg/h인 것처럼 신고하였다.</w:t>
+      </w:r>
+      <w:r>
+        <w:rPr>
+          <w:rFonts w:ascii="맑은 고딕" w:hAnsi="맑은 고딕" w:eastAsia="맑은 고딕" w:cs="맑은 고딕"/>
+          <w:color w:val="000000"/>
+        </w:rPr>
+        <w:br/>
+      </w:r>
+      <w:r>
+        <w:rPr>
+          <w:rFonts w:ascii="맑은 고딕" w:hAnsi="맑은 고딕" w:eastAsia="맑은 고딕" w:cs="맑은 고딕"/>
+          <w:color w:val="000000"/>
+        </w:rPr>
+        <w:br/>
+      </w:r>
+      <w:r>
+        <w:rPr>
+          <w:rFonts w:ascii="맑은 고딕" w:hAnsi="맑은 고딕" w:eastAsia="맑은 고딕" w:cs="맑은 고딕"/>
+          <w:color w:val="000000"/>
+        </w:rPr>
+        <w:t>③ 피고인은 소각로 본체를 크게 하여 2001. 9.경 이 사건 소각로를 제작·설치하였고, 그 화상면적은 3.72㎡, 화상용적은 6.32㎥로 100~120kg/h급 제품의 2~3배에 이르렀다.</w:t>
+      </w:r>
+      <w:r>
+        <w:rPr>
+          <w:rFonts w:ascii="맑은 고딕" w:hAnsi="맑은 고딕" w:eastAsia="맑은 고딕" w:cs="맑은 고딕"/>
+          <w:color w:val="000000"/>
+        </w:rPr>
+        <w:br/>
+      </w:r>
+      <w:r>
+        <w:rPr>
+          <w:rFonts w:ascii="맑은 고딕" w:hAnsi="맑은 고딕" w:eastAsia="맑은 고딕" w:cs="맑은 고딕"/>
+          <w:color w:val="000000"/>
+        </w:rPr>
+        <w:br/>
+      </w:r>
+      <w:r>
+        <w:rPr>
+          <w:rFonts w:ascii="맑은 고딕" w:hAnsi="맑은 고딕" w:eastAsia="맑은 고딕" w:cs="맑은 고딕"/>
+          <w:color w:val="000000"/>
+        </w:rPr>
+        <w:t>④ 단속 당시 확인된 이론상 소각용량은 화상용적 기준 283kg/h, 화상면적 기준 446kg/h였고, 실제로도 약 1,090kg/h의 소각능력으로 가동되어 왔다.</w:t>
+      </w:r>
+      <w:r>
+        <w:rPr>
+          <w:rFonts w:ascii="맑은 고딕" w:hAnsi="맑은 고딕" w:eastAsia="맑은 고딕" w:cs="맑은 고딕"/>
+          <w:color w:val="000000"/>
+        </w:rPr>
+        <w:br/>
+      </w:r>
+      <w:r>
+        <w:rPr>
+          <w:rFonts w:ascii="맑은 고딕" w:hAnsi="맑은 고딕" w:eastAsia="맑은 고딕" w:cs="맑은 고딕"/>
+          <w:color w:val="000000"/>
+        </w:rPr>
+        <w:br/>
+      </w:r>
+      <w:r>
+        <w:rPr>
+          <w:rFonts w:ascii="맑은 고딕" w:hAnsi="맑은 고딕" w:eastAsia="맑은 고딕" w:cs="맑은 고딕"/>
+          <w:color w:val="000000"/>
+        </w:rPr>
+        <w:t>⑤ 원심은 소각로의 용량이 200kg/h를 초과하는 것으로 볼 증거가 부족하다는 이유로 무죄를 선고하였다.</w:t>
+      </w:r>
+    </w:p>
+    <w:p>
+      <w:pPr>
+        <w:autoSpaceDN w:val="0"/>
+        <w:autoSpaceDE w:val="0"/>
       </w:pPr>
     </w:p>
     <w:p>
@@ -572,7 +672,7 @@
           <w:rFonts w:ascii="맑은 고딕" w:hAnsi="맑은 고딕" w:eastAsia="맑은 고딕" w:cs="맑은 고딕"/>
           <w:color w:val="000000"/>
         </w:rPr>
-        <w:t>2. 사실관계</w:t>
+        <w:t>3. 쟁점</w:t>
       </w:r>
     </w:p>
     <w:p>
@@ -584,99 +684,10 @@
         <w:rPr>
           <w:rFonts w:ascii="맑은 고딕" w:hAnsi="맑은 고딕" w:eastAsia="맑은 고딕" w:cs="맑은 고딕"/>
           <w:color w:val="000000"/>
-        </w:rPr>
-        <w:t>① 건설폐기물 중간처리업체가 소각시설을 설치할 때, 소각용량 100kg/h 이상 200kg/h 미만이면 방지시설로 원심력집진시설만 갖추면 되지만, 200kg/h 이상이면 압력측정계·연소실 온도·소각재의 강열감량 등 설치기준이 엄격하여 비용이 훨씬 많이 든다.</w:t>
-      </w:r>
-      <w:r>
-        <w:rPr>
-          <w:rFonts w:ascii="맑은 고딕" w:hAnsi="맑은 고딕" w:eastAsia="맑은 고딕" w:cs="맑은 고딕"/>
-          <w:color w:val="000000"/>
-        </w:rPr>
-        <w:br/>
-      </w:r>
-      <w:r>
-        <w:rPr>
-          <w:rFonts w:ascii="맑은 고딕" w:hAnsi="맑은 고딕" w:eastAsia="맑은 고딕" w:cs="맑은 고딕"/>
-          <w:color w:val="000000"/>
-        </w:rPr>
-        <w:br/>
-      </w:r>
-      <w:r>
-        <w:rPr>
-          <w:rFonts w:ascii="맑은 고딕" w:hAnsi="맑은 고딕" w:eastAsia="맑은 고딕" w:cs="맑은 고딕"/>
-          <w:color w:val="000000"/>
-        </w:rPr>
-        <w:t>② 소각로 제작업자인 피고인은 공소외 1 회사의 대표이사와 관리부장에게 ‘소각능력 200kg을 초과하면 방지시설 설치비용이 2억 원 이상 들고 점검도 까다롭다, 시간당 100kg으로 신고해야 용량검사에서 쉽게 통과된다’는 취지로 말하며 축소 신고 방법까지 알려준 다음, 설치신고를 대행하면서 용량이 100kg/h인 것처럼 신고하였다.</w:t>
-      </w:r>
-      <w:r>
-        <w:rPr>
-          <w:rFonts w:ascii="맑은 고딕" w:hAnsi="맑은 고딕" w:eastAsia="맑은 고딕" w:cs="맑은 고딕"/>
-          <w:color w:val="000000"/>
-        </w:rPr>
-        <w:br/>
-      </w:r>
-      <w:r>
-        <w:rPr>
-          <w:rFonts w:ascii="맑은 고딕" w:hAnsi="맑은 고딕" w:eastAsia="맑은 고딕" w:cs="맑은 고딕"/>
-          <w:color w:val="000000"/>
-        </w:rPr>
-        <w:br/>
-      </w:r>
-      <w:r>
-        <w:rPr>
-          <w:rFonts w:ascii="맑은 고딕" w:hAnsi="맑은 고딕" w:eastAsia="맑은 고딕" w:cs="맑은 고딕"/>
-          <w:color w:val="000000"/>
-        </w:rPr>
-        <w:t>③ 피고인은 소각로 본체를 크게 하여 2001. 9.경 이 사건 소각로를 제작·설치하였고, 그 화상면적은 3.72㎡, 화상용적은 6.32㎥로 100~120kg/h급 제품의 2~3배에 이르렀다.</w:t>
-      </w:r>
-      <w:r>
-        <w:rPr>
-          <w:rFonts w:ascii="맑은 고딕" w:hAnsi="맑은 고딕" w:eastAsia="맑은 고딕" w:cs="맑은 고딕"/>
-          <w:color w:val="000000"/>
-        </w:rPr>
-        <w:br/>
-      </w:r>
-      <w:r>
-        <w:rPr>
-          <w:rFonts w:ascii="맑은 고딕" w:hAnsi="맑은 고딕" w:eastAsia="맑은 고딕" w:cs="맑은 고딕"/>
-          <w:color w:val="000000"/>
-        </w:rPr>
-        <w:br/>
-      </w:r>
-      <w:r>
-        <w:rPr>
-          <w:rFonts w:ascii="맑은 고딕" w:hAnsi="맑은 고딕" w:eastAsia="맑은 고딕" w:cs="맑은 고딕"/>
-          <w:color w:val="000000"/>
-        </w:rPr>
-        <w:t>④ 단속 당시 확인된 이론상 소각용량은 화상용적 기준 283kg/h, 화상면적 기준 446kg/h였고, 실제로도 약 1,090kg/h의 소각능력으로 가동되어 왔다.</w:t>
-      </w:r>
-      <w:r>
-        <w:rPr>
-          <w:rFonts w:ascii="맑은 고딕" w:hAnsi="맑은 고딕" w:eastAsia="맑은 고딕" w:cs="맑은 고딕"/>
-          <w:color w:val="000000"/>
-        </w:rPr>
-        <w:br/>
-      </w:r>
-      <w:r>
-        <w:rPr>
-          <w:rFonts w:ascii="맑은 고딕" w:hAnsi="맑은 고딕" w:eastAsia="맑은 고딕" w:cs="맑은 고딕"/>
-          <w:color w:val="000000"/>
-        </w:rPr>
-        <w:br/>
-      </w:r>
-      <w:r>
-        <w:rPr>
-          <w:rFonts w:ascii="맑은 고딕" w:hAnsi="맑은 고딕" w:eastAsia="맑은 고딕" w:cs="맑은 고딕"/>
-          <w:color w:val="000000"/>
-        </w:rPr>
-        <w:t>⑤ 원심은 소각로의 용량이 200kg/h를 초과하는 것으로 볼 증거가 부족하다는 이유로 무죄를 선고하였다.</w:t>
-      </w:r>
-    </w:p>
-    <w:p>
-      <w:pPr>
-        <w:autoSpaceDN w:val="0"/>
-        <w:autoSpaceDE w:val="0"/>
-      </w:pPr>
+          <w:u w:val="single"/>
+        </w:rPr>
+        <w:t>이 사건의 쟁점은, 구 대기환경보전법령상 소각시설의 용량 신고에 적용되는 ‘최대소각용량’의 의미와 그 개념이 산정방식에 관한 규정이 없어 불명확한지 여부, 그리고 소각로 제작업자에게 대기환경보전법 위반죄의 범의와 공모관계를 인정할 수 있는지 여부이다.</w:t>
+      </w:r>
     </w:p>
     <w:p>
       <w:pPr>
@@ -696,7 +707,7 @@
           <w:rFonts w:ascii="맑은 고딕" w:hAnsi="맑은 고딕" w:eastAsia="맑은 고딕" w:cs="맑은 고딕"/>
           <w:color w:val="000000"/>
         </w:rPr>
-        <w:t>3. 쟁점</w:t>
+        <w:t>4. 판단</w:t>
       </w:r>
     </w:p>
     <w:p>
@@ -708,16 +719,141 @@
         <w:rPr>
           <w:rFonts w:ascii="맑은 고딕" w:hAnsi="맑은 고딕" w:eastAsia="맑은 고딕" w:cs="맑은 고딕"/>
           <w:color w:val="000000"/>
+        </w:rPr>
+        <w:t>① 원심의 판단 원심은 피고인이 설치한 소각로의 용량이 200kg/h를 초과하는 것으로 볼 증거가 부족하다는 이유로 무죄를 선고하였다.</w:t>
+      </w:r>
+      <w:r>
+        <w:rPr>
+          <w:rFonts w:ascii="맑은 고딕" w:hAnsi="맑은 고딕" w:eastAsia="맑은 고딕" w:cs="맑은 고딕"/>
+          <w:color w:val="000000"/>
+        </w:rPr>
+        <w:br/>
+      </w:r>
+      <w:r>
+        <w:rPr>
+          <w:rFonts w:ascii="맑은 고딕" w:hAnsi="맑은 고딕" w:eastAsia="맑은 고딕" w:cs="맑은 고딕"/>
+          <w:color w:val="000000"/>
+        </w:rPr>
+        <w:br/>
+      </w:r>
+      <w:r>
+        <w:rPr>
+          <w:rFonts w:ascii="맑은 고딕" w:hAnsi="맑은 고딕" w:eastAsia="맑은 고딕" w:cs="맑은 고딕"/>
+          <w:b/>
+          <w:color w:val="000000"/>
           <w:u w:val="single"/>
         </w:rPr>
-        <w:t>이 사건의 쟁점은, 구 대기환경보전법령상 소각시설의 용량 신고에 적용되는 ‘최대소각용량’의 의미와 그 개념이 산정방식에 관한 규정이 없어 불명확한지 여부, 그리고 소각로 제작업자에게 대기환경보전법 위반죄의 범의와 공모관계를 인정할 수 있는지 여부이다.</w:t>
-      </w:r>
-    </w:p>
-    <w:p>
-      <w:pPr>
-        <w:autoSpaceDN w:val="0"/>
-        <w:autoSpaceDE w:val="0"/>
-      </w:pPr>
+        <w:t>② 대법원의 판단 그러나 원심의 판단은 다음과 같은 이유로 수긍할 수 없다.</w:t>
+      </w:r>
+      <w:r>
+        <w:rPr>
+          <w:rFonts w:ascii="맑은 고딕" w:hAnsi="맑은 고딕" w:eastAsia="맑은 고딕" w:cs="맑은 고딕"/>
+          <w:color w:val="000000"/>
+        </w:rPr>
+        <w:br/>
+      </w:r>
+      <w:r>
+        <w:rPr>
+          <w:rFonts w:ascii="맑은 고딕" w:hAnsi="맑은 고딕" w:eastAsia="맑은 고딕" w:cs="맑은 고딕"/>
+          <w:color w:val="000000"/>
+        </w:rPr>
+        <w:br/>
+      </w:r>
+      <w:r>
+        <w:rPr>
+          <w:rFonts w:ascii="맑은 고딕" w:hAnsi="맑은 고딕" w:eastAsia="맑은 고딕" w:cs="맑은 고딕"/>
+          <w:color w:val="000000"/>
+        </w:rPr>
+        <w:t>③ 소각시설의 용량을 신고할 때 적용되는 소각용량이라 함은 ‘최대소각용량’을 의미하고, 최대소각용량은 해당 소각시설이 단위시간당 소각할 수 있는 특정 폐기물의 최대소각량을 의미한다.</w:t>
+      </w:r>
+      <w:r>
+        <w:rPr>
+          <w:rFonts w:ascii="맑은 고딕" w:hAnsi="맑은 고딕" w:eastAsia="맑은 고딕" w:cs="맑은 고딕"/>
+          <w:color w:val="000000"/>
+        </w:rPr>
+        <w:br/>
+      </w:r>
+      <w:r>
+        <w:rPr>
+          <w:rFonts w:ascii="맑은 고딕" w:hAnsi="맑은 고딕" w:eastAsia="맑은 고딕" w:cs="맑은 고딕"/>
+          <w:color w:val="000000"/>
+        </w:rPr>
+        <w:br/>
+      </w:r>
+      <w:r>
+        <w:rPr>
+          <w:rFonts w:ascii="맑은 고딕" w:hAnsi="맑은 고딕" w:eastAsia="맑은 고딕" w:cs="맑은 고딕"/>
+          <w:color w:val="000000"/>
+        </w:rPr>
+        <w:t>④ 최대소각용량의 구체적인 산정방식에 관하여는 법령상 아무런 규정이 없으나, 소각시설 형태 및 가동방법의 다양성 등에 기인한 입법기술상의 한계, 소각시설에 관한 법령의 입법 필요성 등을 종합적으로 고려하면, 소각시설의 설계·제작 및 운영 등 관련 업계에 종사하는 건전한 상식과 통상적인 법감정을 가진 사람이라면 통상의 해석방법에 의하여 그 의미를 알 수 있는 개념이다.</w:t>
+      </w:r>
+      <w:r>
+        <w:rPr>
+          <w:rFonts w:ascii="맑은 고딕" w:hAnsi="맑은 고딕" w:eastAsia="맑은 고딕" w:cs="맑은 고딕"/>
+          <w:color w:val="000000"/>
+        </w:rPr>
+        <w:br/>
+      </w:r>
+      <w:r>
+        <w:rPr>
+          <w:rFonts w:ascii="맑은 고딕" w:hAnsi="맑은 고딕" w:eastAsia="맑은 고딕" w:cs="맑은 고딕"/>
+          <w:color w:val="000000"/>
+        </w:rPr>
+        <w:br/>
+      </w:r>
+      <w:r>
+        <w:rPr>
+          <w:rFonts w:ascii="맑은 고딕" w:hAnsi="맑은 고딕" w:eastAsia="맑은 고딕" w:cs="맑은 고딕"/>
+          <w:b/>
+          <w:color w:val="000000"/>
+          <w:u w:val="single"/>
+        </w:rPr>
+        <w:t>⑤ 원심이 인정한 바에 의하더라도 이 사건 소각로의 이론상 소각용량은 화상용적 기준 283kg/h, 화상면적 기준 446kg/h이며, 실제로도 약 1년 이상 별다른 무리 없이 약 1,090kg/h의 소각능력으로 가동되어 왔으므로, 피고인에게 가장 유리한 수치에 의하더라도 그 용량이 200kg/h를 초과한다고 넉넉히 인정할 수 있다.</w:t>
+      </w:r>
+      <w:r>
+        <w:rPr>
+          <w:rFonts w:ascii="맑은 고딕" w:hAnsi="맑은 고딕" w:eastAsia="맑은 고딕" w:cs="맑은 고딕"/>
+          <w:color w:val="000000"/>
+        </w:rPr>
+        <w:br/>
+      </w:r>
+      <w:r>
+        <w:rPr>
+          <w:rFonts w:ascii="맑은 고딕" w:hAnsi="맑은 고딕" w:eastAsia="맑은 고딕" w:cs="맑은 고딕"/>
+          <w:color w:val="000000"/>
+        </w:rPr>
+        <w:br/>
+      </w:r>
+      <w:r>
+        <w:rPr>
+          <w:rFonts w:ascii="맑은 고딕" w:hAnsi="맑은 고딕" w:eastAsia="맑은 고딕" w:cs="맑은 고딕"/>
+          <w:color w:val="000000"/>
+        </w:rPr>
+        <w:t>⑥ 나아가 소각로 제작업자인 피고인이 200kg/h 이상인 소각로는 엄격한 기준에 의해 제작·관리되어야 한다는 점을 잘 알고서 이를 회피하기 위하여 발주자와 협의하여 신고서에는 100kg/h로 기재하면서도 실제로는 283kg/h 소각용량의 소각로를 제작·설치하여 조업하게 한 이상, 범의 및 공모관계를 부정하기는 어렵다.</w:t>
+      </w:r>
+      <w:r>
+        <w:rPr>
+          <w:rFonts w:ascii="맑은 고딕" w:hAnsi="맑은 고딕" w:eastAsia="맑은 고딕" w:cs="맑은 고딕"/>
+          <w:color w:val="000000"/>
+        </w:rPr>
+        <w:br/>
+      </w:r>
+      <w:r>
+        <w:rPr>
+          <w:rFonts w:ascii="맑은 고딕" w:hAnsi="맑은 고딕" w:eastAsia="맑은 고딕" w:cs="맑은 고딕"/>
+          <w:color w:val="000000"/>
+        </w:rPr>
+        <w:br/>
+      </w:r>
+      <w:r>
+        <w:rPr>
+          <w:rFonts w:ascii="맑은 고딕" w:hAnsi="맑은 고딕" w:eastAsia="맑은 고딕" w:cs="맑은 고딕"/>
+          <w:b/>
+          <w:color w:val="000000"/>
+          <w:u w:val="single"/>
+        </w:rPr>
+        <w:t>⑦ 그렇다면 공소사실에 대한 범죄의 증명이 없다고 한 원심의 판단은 증거의 증명력 평가에 관한 법리를 오해하였거나 채증법칙 위배 또는 심리미진으로 사실을 오인하여 판결에 영향을 미친 위법이 있다.</w:t>
+      </w:r>
     </w:p>
     <w:p>
       <w:pPr>
@@ -737,7 +873,7 @@
           <w:rFonts w:ascii="맑은 고딕" w:hAnsi="맑은 고딕" w:eastAsia="맑은 고딕" w:cs="맑은 고딕"/>
           <w:color w:val="000000"/>
         </w:rPr>
-        <w:t>4. 판단</w:t>
+        <w:t>5. 판결요지</w:t>
       </w:r>
     </w:p>
     <w:p>
@@ -749,8 +885,9 @@
         <w:rPr>
           <w:rFonts w:ascii="맑은 고딕" w:hAnsi="맑은 고딕" w:eastAsia="맑은 고딕" w:cs="맑은 고딕"/>
           <w:color w:val="000000"/>
-        </w:rPr>
-        <w:t>① 원심의 판단 원심은 피고인이 설치한 소각로의 용량이 200kg/h를 초과하는 것으로 볼 증거가 부족하다는 이유로 무죄를 선고하였다.</w:t>
+          <w:u w:val="single"/>
+        </w:rPr>
+        <w:t>① 구 대기환경보전법령에 따르면 소각시설의 용량을 신고할 때 적용되는 소각용량이라 함은 ‘최대소각용량’을 의미하고, 최대소각용량은 당해 소각시설이 단위시간당 소각할 수 있는 특정 폐기물의 최대소각량을 의미한다.</w:t>
       </w:r>
       <w:r>
         <w:rPr>
@@ -769,190 +906,11 @@
       <w:r>
         <w:rPr>
           <w:rFonts w:ascii="맑은 고딕" w:hAnsi="맑은 고딕" w:eastAsia="맑은 고딕" w:cs="맑은 고딕"/>
-          <w:b/>
           <w:color w:val="000000"/>
           <w:u w:val="single"/>
         </w:rPr>
-        <w:t>② 대법원의 판단 그러나 원심의 판단은 다음과 같은 이유로 수긍할 수 없다.</w:t>
-      </w:r>
-      <w:r>
-        <w:rPr>
-          <w:rFonts w:ascii="맑은 고딕" w:hAnsi="맑은 고딕" w:eastAsia="맑은 고딕" w:cs="맑은 고딕"/>
-          <w:color w:val="000000"/>
-        </w:rPr>
-        <w:br/>
-      </w:r>
-      <w:r>
-        <w:rPr>
-          <w:rFonts w:ascii="맑은 고딕" w:hAnsi="맑은 고딕" w:eastAsia="맑은 고딕" w:cs="맑은 고딕"/>
-          <w:color w:val="000000"/>
-        </w:rPr>
-        <w:br/>
-      </w:r>
-      <w:r>
-        <w:rPr>
-          <w:rFonts w:ascii="맑은 고딕" w:hAnsi="맑은 고딕" w:eastAsia="맑은 고딕" w:cs="맑은 고딕"/>
-          <w:color w:val="000000"/>
-        </w:rPr>
-        <w:t>③ 소각시설의 용량을 신고할 때 적용되는 소각용량이라 함은 ‘최대소각용량’을 의미하고, 최대소각용량은 해당 소각시설이 단위시간당 소각할 수 있는 특정 폐기물의 최대소각량을 의미한다.</w:t>
-      </w:r>
-      <w:r>
-        <w:rPr>
-          <w:rFonts w:ascii="맑은 고딕" w:hAnsi="맑은 고딕" w:eastAsia="맑은 고딕" w:cs="맑은 고딕"/>
-          <w:color w:val="000000"/>
-        </w:rPr>
-        <w:br/>
-      </w:r>
-      <w:r>
-        <w:rPr>
-          <w:rFonts w:ascii="맑은 고딕" w:hAnsi="맑은 고딕" w:eastAsia="맑은 고딕" w:cs="맑은 고딕"/>
-          <w:color w:val="000000"/>
-        </w:rPr>
-        <w:br/>
-      </w:r>
-      <w:r>
-        <w:rPr>
-          <w:rFonts w:ascii="맑은 고딕" w:hAnsi="맑은 고딕" w:eastAsia="맑은 고딕" w:cs="맑은 고딕"/>
-          <w:color w:val="000000"/>
-        </w:rPr>
-        <w:t>④ 최대소각용량의 구체적인 산정방식에 관하여는 법령상 아무런 규정이 없으나, 소각시설 형태 및 가동방법의 다양성 등에 기인한 입법기술상의 한계, 소각시설에 관한 법령의 입법 필요성 등을 종합적으로 고려하면, 소각시설의 설계·제작 및 운영 등 관련 업계에 종사하는 건전한 상식과 통상적인 법감정을 가진 사람이라면 통상의 해석방법에 의하여 그 의미를 알 수 있는 개념이다.</w:t>
-      </w:r>
-      <w:r>
-        <w:rPr>
-          <w:rFonts w:ascii="맑은 고딕" w:hAnsi="맑은 고딕" w:eastAsia="맑은 고딕" w:cs="맑은 고딕"/>
-          <w:color w:val="000000"/>
-        </w:rPr>
-        <w:br/>
-      </w:r>
-      <w:r>
-        <w:rPr>
-          <w:rFonts w:ascii="맑은 고딕" w:hAnsi="맑은 고딕" w:eastAsia="맑은 고딕" w:cs="맑은 고딕"/>
-          <w:color w:val="000000"/>
-        </w:rPr>
-        <w:br/>
-      </w:r>
-      <w:r>
-        <w:rPr>
-          <w:rFonts w:ascii="맑은 고딕" w:hAnsi="맑은 고딕" w:eastAsia="맑은 고딕" w:cs="맑은 고딕"/>
-          <w:b/>
-          <w:color w:val="000000"/>
-          <w:u w:val="single"/>
-        </w:rPr>
-        <w:t>⑤ 원심이 인정한 바에 의하더라도 이 사건 소각로의 이론상 소각용량은 화상용적 기준 283kg/h, 화상면적 기준 446kg/h이며, 실제로도 약 1년 이상 별다른 무리 없이 약 1,090kg/h의 소각능력으로 가동되어 왔으므로, 피고인에게 가장 유리한 수치에 의하더라도 그 용량이 200kg/h를 초과한다고 넉넉히 인정할 수 있다.</w:t>
-      </w:r>
-      <w:r>
-        <w:rPr>
-          <w:rFonts w:ascii="맑은 고딕" w:hAnsi="맑은 고딕" w:eastAsia="맑은 고딕" w:cs="맑은 고딕"/>
-          <w:color w:val="000000"/>
-        </w:rPr>
-        <w:br/>
-      </w:r>
-      <w:r>
-        <w:rPr>
-          <w:rFonts w:ascii="맑은 고딕" w:hAnsi="맑은 고딕" w:eastAsia="맑은 고딕" w:cs="맑은 고딕"/>
-          <w:color w:val="000000"/>
-        </w:rPr>
-        <w:br/>
-      </w:r>
-      <w:r>
-        <w:rPr>
-          <w:rFonts w:ascii="맑은 고딕" w:hAnsi="맑은 고딕" w:eastAsia="맑은 고딕" w:cs="맑은 고딕"/>
-          <w:color w:val="000000"/>
-        </w:rPr>
-        <w:t>⑥ 나아가 소각로 제작업자인 피고인이 200kg/h 이상인 소각로는 엄격한 기준에 의해 제작·관리되어야 한다는 점을 잘 알고서 이를 회피하기 위하여 발주자와 협의하여 신고서에는 100kg/h로 기재하면서도 실제로는 283kg/h 소각용량의 소각로를 제작·설치하여 조업하게 한 이상, 범의 및 공모관계를 부정하기는 어렵다.</w:t>
-      </w:r>
-      <w:r>
-        <w:rPr>
-          <w:rFonts w:ascii="맑은 고딕" w:hAnsi="맑은 고딕" w:eastAsia="맑은 고딕" w:cs="맑은 고딕"/>
-          <w:color w:val="000000"/>
-        </w:rPr>
-        <w:br/>
-      </w:r>
-      <w:r>
-        <w:rPr>
-          <w:rFonts w:ascii="맑은 고딕" w:hAnsi="맑은 고딕" w:eastAsia="맑은 고딕" w:cs="맑은 고딕"/>
-          <w:color w:val="000000"/>
-        </w:rPr>
-        <w:br/>
-      </w:r>
-      <w:r>
-        <w:rPr>
-          <w:rFonts w:ascii="맑은 고딕" w:hAnsi="맑은 고딕" w:eastAsia="맑은 고딕" w:cs="맑은 고딕"/>
-          <w:b/>
-          <w:color w:val="000000"/>
-          <w:u w:val="single"/>
-        </w:rPr>
-        <w:t>⑦ 그렇다면 공소사실에 대한 범죄의 증명이 없다고 한 원심의 판단은 증거의 증명력 평가에 관한 법리를 오해하였거나 채증법칙 위배 또는 심리미진으로 사실을 오인하여 판결에 영향을 미친 위법이 있다.</w:t>
-      </w:r>
-    </w:p>
-    <w:p>
-      <w:pPr>
-        <w:autoSpaceDN w:val="0"/>
-        <w:autoSpaceDE w:val="0"/>
-      </w:pPr>
-    </w:p>
-    <w:p>
-      <w:pPr>
-        <w:autoSpaceDN w:val="0"/>
-        <w:autoSpaceDE w:val="0"/>
-      </w:pPr>
-    </w:p>
-    <w:p>
-      <w:pPr>
-        <w:autoSpaceDN w:val="0"/>
-        <w:autoSpaceDE w:val="0"/>
-        <w:pStyle w:val="2"/>
-        <w:spacing w:before="80"/>
-      </w:pPr>
-      <w:r>
-        <w:rPr>
-          <w:rFonts w:ascii="맑은 고딕" w:hAnsi="맑은 고딕" w:eastAsia="맑은 고딕" w:cs="맑은 고딕"/>
-          <w:color w:val="000000"/>
-        </w:rPr>
-        <w:t>5. 판결요지</w:t>
-      </w:r>
-    </w:p>
-    <w:p>
-      <w:pPr>
-        <w:autoSpaceDN w:val="0"/>
-        <w:autoSpaceDE w:val="0"/>
-      </w:pPr>
-      <w:r>
-        <w:rPr>
-          <w:rFonts w:ascii="맑은 고딕" w:hAnsi="맑은 고딕" w:eastAsia="맑은 고딕" w:cs="맑은 고딕"/>
-          <w:color w:val="000000"/>
-          <w:u w:val="single"/>
-        </w:rPr>
-        <w:t>① 구 대기환경보전법령에 따르면 소각시설의 용량을 신고할 때 적용되는 소각용량이라 함은 ‘최대소각용량’을 의미하고, 최대소각용량은 당해 소각시설이 단위시간당 소각할 수 있는 특정 폐기물의 최대소각량을 의미한다.</w:t>
-      </w:r>
-      <w:r>
-        <w:rPr>
-          <w:rFonts w:ascii="맑은 고딕" w:hAnsi="맑은 고딕" w:eastAsia="맑은 고딕" w:cs="맑은 고딕"/>
-          <w:color w:val="000000"/>
-        </w:rPr>
-        <w:br/>
-      </w:r>
-      <w:r>
-        <w:rPr>
-          <w:rFonts w:ascii="맑은 고딕" w:hAnsi="맑은 고딕" w:eastAsia="맑은 고딕" w:cs="맑은 고딕"/>
-          <w:color w:val="000000"/>
-        </w:rPr>
-        <w:br/>
-      </w:r>
-      <w:r>
-        <w:rPr>
-          <w:rFonts w:ascii="맑은 고딕" w:hAnsi="맑은 고딕" w:eastAsia="맑은 고딕" w:cs="맑은 고딕"/>
-          <w:color w:val="000000"/>
-          <w:u w:val="single"/>
-        </w:rPr>
         <w:t>② 이때, 위 최대소각용량의 구체적인 산정방식에 관하여는 비록 법령상에 아무런 규정이 없으나, 소각시설 형태 및 가동방법의 다양성 등에 기인한 입법기술상의 한계, 소각시설에 관한 법령의 입법 필요성 등을 종합적으로 고려하면, 소각시설의 설계·제작 및 운영 등 관련 업계에 종사하는 건전한 상식과 통상적인 법감정을 가진 사람이라면 통상의 해석방법에 의하여 그 의미를 알 수 있는 개념이다.</w:t>
       </w:r>
-    </w:p>
-    <w:p>
-      <w:pPr>
-        <w:autoSpaceDN w:val="0"/>
-        <w:autoSpaceDE w:val="0"/>
-      </w:pPr>
     </w:p>
     <w:p>
       <w:pPr>
